--- a/docs/communications/partner-and-ministry-decks/Recovering-the-Learner-Bologna-Principles-Paper.docx
+++ b/docs/communications/partner-and-ministry-decks/Recovering-the-Learner-Bologna-Principles-Paper.docx
@@ -192,12 +192,6 @@
         <w:gridCol w:w="9010"/>
       </w:tblGrid>
       <w:tr>
-        <w:tblPrEx>
-          <w:tblCellMar>
-            <w:top w:w="0" w:type="dxa"/>
-            <w:bottom w:w="0" w:type="dxa"/>
-          </w:tblCellMar>
-        </w:tblPrEx>
         <w:tc>
           <w:tcPr>
             <w:tcW w:w="5000" w:type="pct"/>
@@ -267,12 +261,6 @@
         <w:gridCol w:w="9010"/>
       </w:tblGrid>
       <w:tr>
-        <w:tblPrEx>
-          <w:tblCellMar>
-            <w:top w:w="0" w:type="dxa"/>
-            <w:bottom w:w="0" w:type="dxa"/>
-          </w:tblCellMar>
-        </w:tblPrEx>
         <w:tc>
           <w:tcPr>
             <w:tcW w:w="5000" w:type="pct"/>
@@ -341,12 +329,6 @@
         <w:gridCol w:w="9010"/>
       </w:tblGrid>
       <w:tr>
-        <w:tblPrEx>
-          <w:tblCellMar>
-            <w:top w:w="0" w:type="dxa"/>
-            <w:bottom w:w="0" w:type="dxa"/>
-          </w:tblCellMar>
-        </w:tblPrEx>
         <w:tc>
           <w:tcPr>
             <w:tcW w:w="5000" w:type="pct"/>
@@ -593,13 +575,16 @@
       </w:pPr>
       <w:r>
         <w:rPr>
+          <w:rFonts w:ascii="Calibri" w:eastAsia="Calibri" w:hAnsi="Calibri" w:cs="Calibri"/>
           <w:noProof/>
+          <w:sz w:val="22"/>
+          <w:szCs w:val="22"/>
         </w:rPr>
         <w:drawing>
-          <wp:inline distT="0" distB="0" distL="0" distR="0" wp14:anchorId="01251F4F" wp14:editId="67B37478">
-            <wp:extent cx="4683595" cy="2638425"/>
-            <wp:effectExtent l="0" t="0" r="3175" b="0"/>
-            <wp:docPr id="2" name="Grafik 2"/>
+          <wp:inline distT="0" distB="0" distL="0" distR="0" wp14:anchorId="4444FFEA" wp14:editId="05B8CAC7">
+            <wp:extent cx="4694109" cy="3124200"/>
+            <wp:effectExtent l="0" t="0" r="0" b="0"/>
+            <wp:docPr id="4" name="Grafik 4"/>
             <wp:cNvGraphicFramePr>
               <a:graphicFrameLocks xmlns:a="http://schemas.openxmlformats.org/drawingml/2006/main" noChangeAspect="1"/>
             </wp:cNvGraphicFramePr>
@@ -607,7 +592,7 @@
               <a:graphicData uri="http://schemas.openxmlformats.org/drawingml/2006/picture">
                 <pic:pic xmlns:pic="http://schemas.openxmlformats.org/drawingml/2006/picture">
                   <pic:nvPicPr>
-                    <pic:cNvPr id="0" name="Picture 2"/>
+                    <pic:cNvPr id="0" name="Picture 1"/>
                     <pic:cNvPicPr>
                       <a:picLocks noChangeAspect="1" noChangeArrowheads="1"/>
                     </pic:cNvPicPr>
@@ -628,7 +613,7 @@
                   <pic:spPr bwMode="auto">
                     <a:xfrm>
                       <a:off x="0" y="0"/>
-                      <a:ext cx="4692088" cy="2643209"/>
+                      <a:ext cx="4728030" cy="3146777"/>
                     </a:xfrm>
                     <a:prstGeom prst="rect">
                       <a:avLst/>
@@ -670,25 +655,7 @@
           <w:iCs/>
           <w:color w:val="44546A"/>
         </w:rPr>
-        <w:t xml:space="preserve">: </w:t>
-      </w:r>
-      <w:r>
-        <w:rPr>
-          <w:rFonts w:ascii="Calibri" w:eastAsia="Calibri" w:hAnsi="Calibri" w:cs="Calibri"/>
-          <w:i/>
-          <w:iCs/>
-          <w:color w:val="44546A"/>
-        </w:rPr>
-        <w:t>I</w:t>
-      </w:r>
-      <w:r>
-        <w:rPr>
-          <w:rFonts w:ascii="Calibri" w:eastAsia="Calibri" w:hAnsi="Calibri" w:cs="Calibri"/>
-          <w:i/>
-          <w:iCs/>
-          <w:color w:val="44546A"/>
-        </w:rPr>
-        <w:t>nstitutional performance is measured on two axes that are tracked separately so one cannot substitute for the other</w:t>
+        <w:t>: Institutional performance is measured on two axes that are tracked separately so one cannot substitute for the other</w:t>
       </w:r>
     </w:p>
     <w:p>
@@ -716,7 +683,6 @@
           <w:sz w:val="28"/>
           <w:szCs w:val="28"/>
         </w:rPr>
-        <w:lastRenderedPageBreak/>
         <w:t>Part II — The Learner Directs the Learning Relationship</w:t>
       </w:r>
     </w:p>
